--- a/CAPITULOS_RESULTADOS_E_DISCUSSAO.docx
+++ b/CAPITULOS_RESULTADOS_E_DISCUSSAO.docx
@@ -163,7 +163,7 @@
       </w:pPr>
       <w:r>
         <w:rPr/>
-        <w:t xml:space="preserve">Um dos pontos mais expressivos da intervenção foi a leitura completa de 100% dos cartões de síntese teórica ao final de cada fase e o acesso de 100% dos alunos ao epílogo documental sobre a professora Edith Ranzini e o minicomputador brasileiro Patinho Feio. Nos questionários pós-teste, 19,2% dos estudantes destacaram espontaneamente o reconhecimento do pioneirismo brasileiro e a relação da história com o software moderno, enquanto 17,3% expressaram sensibilização direta com os objetivos de igualdade de gênero da ODS 5 e 13,5% validaram a metodologia baseada em jogos. A pontuação média de 1.257 pontos e a conclusão de todas as etapas pelos estudantes que iniciaram comprovam que a estratégia não gerou evasão. Conforme apontam Bandura (1997) e Lima (2013), o contato direto com trajetórias de mulheres cientistas fortalece o sentimento de autoeficácia, mostrando aos jovens da escola pública que a computação é um campo aberto, diverso e historicamente construído também pelo protagonismo feminino nacional e internacional.</w:t>
+        <w:t xml:space="preserve">Um dos pontos mais expressivos da intervenção foi a leitura completa de 100% dos cartões de síntese teórica ao final de cada fase e o acesso de 100% dos alunos ao epílogo documental sobre a professora Edith Ranzini e o minicomputador brasileiro Patinho Feio. Nos questionários pós-teste, 19,2% dos estudantes destacaram espontaneamente o reconhecimento do pioneirismo brasileiro e a relação da história com o software moderno, enquanto 17,3% expressaram sensibilização direta com os objetivos de igualdade de gênero da ODS 5 e 13,5% validaram a metodologia baseada em jogos. A pontuação média de 1.257 pontos e a conclusão de todas as etapas pelos estudantes que iniciaram comprovam que a estratégia não gerou evasão. Conforme aponta Lima (2013), o contato direto com trajetórias de mulheres cientistas fortalece a confiança dos estudantes em sua capacidade de aprender tecnologia, mostrando aos jovens da escola pública que a computação é um campo aberto, diverso e historicamente construído também pelo protagonismo feminino nacional e internacional.</w:t>
       </w:r>
     </w:p>
     <w:sectPr>
